--- a/docs/CampusFix_Actividad_Evaluable_02.docx
+++ b/docs/CampusFix_Actividad_Evaluable_02.docx
@@ -161,7 +161,7 @@
                 <w:rFonts w:ascii="Calibri" w:hAnsi="Calibri"/>
                 <w:sz w:val="19"/>
               </w:rPr>
-              <w:t>Ingeniería de Sistemas</w:t>
+              <w:t>Ingeniería Mecatrónica</w:t>
             </w:r>
           </w:p>
         </w:tc>
